--- a/BGIL_DBT/validation/DM-R/DM-R1_OPUS.docx
+++ b/BGIL_DBT/validation/DM-R/DM-R1_OPUS.docx
@@ -575,6 +575,12 @@
             <w:r>
               <w:t xml:space="preserve">SAT_AGREEMENT_COMMERCIAL_TERMS</w:t>
             </w:r>
+            <w:r>
+              <w:rPr>
+                <w:b/>
+              </w:rPr>
+              <w:t xml:space="preserve"> [Partner LOB]</w:t>
+            </w:r>
           </w:p>
         </w:tc>
         <w:tc>
@@ -633,6 +639,12 @@
             <w:r>
               <w:t xml:space="preserve">SAT_AGREEMENT_DEFINITION</w:t>
             </w:r>
+            <w:r>
+              <w:rPr>
+                <w:b/>
+              </w:rPr>
+              <w:t xml:space="preserve"> [Partner LOB]</w:t>
+            </w:r>
           </w:p>
         </w:tc>
         <w:tc>
@@ -691,6 +703,12 @@
             <w:r>
               <w:t xml:space="preserve">SAT_COMMON_ADDRESS</w:t>
             </w:r>
+            <w:r>
+              <w:rPr>
+                <w:b/>
+              </w:rPr>
+              <w:t xml:space="preserve"> [Partner LOB]</w:t>
+            </w:r>
           </w:p>
         </w:tc>
         <w:tc>
@@ -807,6 +825,12 @@
             <w:r>
               <w:t xml:space="preserve">SAT_COMMON_CLASSIFICATION</w:t>
             </w:r>
+            <w:r>
+              <w:rPr>
+                <w:b/>
+              </w:rPr>
+              <w:t xml:space="preserve"> [Partner LOB]</w:t>
+            </w:r>
           </w:p>
         </w:tc>
         <w:tc>
@@ -865,6 +889,12 @@
             <w:r>
               <w:t xml:space="preserve">SAT_COMMON_COMMUNICATION_PREFERENCE</w:t>
             </w:r>
+            <w:r>
+              <w:rPr>
+                <w:b/>
+              </w:rPr>
+              <w:t xml:space="preserve"> [Partner LOB]</w:t>
+            </w:r>
           </w:p>
         </w:tc>
         <w:tc>
@@ -923,6 +953,12 @@
             <w:r>
               <w:t xml:space="preserve">SAT_COMMON_CONSENT</w:t>
             </w:r>
+            <w:r>
+              <w:rPr>
+                <w:b/>
+              </w:rPr>
+              <w:t xml:space="preserve"> [Partner LOB]</w:t>
+            </w:r>
           </w:p>
         </w:tc>
         <w:tc>
@@ -981,6 +1017,12 @@
             <w:r>
               <w:t xml:space="preserve">SAT_COMMON_CONTACT</w:t>
             </w:r>
+            <w:r>
+              <w:rPr>
+                <w:b/>
+              </w:rPr>
+              <w:t xml:space="preserve"> [Partner LOB]</w:t>
+            </w:r>
           </w:p>
         </w:tc>
         <w:tc>
@@ -1039,6 +1081,12 @@
             <w:r>
               <w:t xml:space="preserve">SAT_COMMON_GEO</w:t>
             </w:r>
+            <w:r>
+              <w:rPr>
+                <w:b/>
+              </w:rPr>
+              <w:t xml:space="preserve"> [Partner LOB]</w:t>
+            </w:r>
           </w:p>
         </w:tc>
         <w:tc>
@@ -1097,6 +1145,12 @@
             <w:r>
               <w:t xml:space="preserve">SAT_DOCUMENT_DEFINITION</w:t>
             </w:r>
+            <w:r>
+              <w:rPr>
+                <w:b/>
+              </w:rPr>
+              <w:t xml:space="preserve"> [Partner LOB]</w:t>
+            </w:r>
           </w:p>
         </w:tc>
         <w:tc>
@@ -1213,6 +1267,12 @@
             <w:r>
               <w:t xml:space="preserve">SAT_LNK_PARTY_ROLE_CORE</w:t>
             </w:r>
+            <w:r>
+              <w:rPr>
+                <w:b/>
+              </w:rPr>
+              <w:t xml:space="preserve"> [Partner LOB]</w:t>
+            </w:r>
           </w:p>
         </w:tc>
         <w:tc>
@@ -1271,6 +1331,12 @@
             <w:r>
               <w:t xml:space="preserve">SAT_LNK_POLICY_PARTY_ROLE</w:t>
             </w:r>
+            <w:r>
+              <w:rPr>
+                <w:b/>
+              </w:rPr>
+              <w:t xml:space="preserve"> [Partner LOB]</w:t>
+            </w:r>
           </w:p>
         </w:tc>
         <w:tc>
@@ -1329,6 +1395,12 @@
             <w:r>
               <w:t xml:space="preserve">SAT_LNK_ROLE_AGENT</w:t>
             </w:r>
+            <w:r>
+              <w:rPr>
+                <w:b/>
+              </w:rPr>
+              <w:t xml:space="preserve"> [Partner LOB]</w:t>
+            </w:r>
           </w:p>
         </w:tc>
         <w:tc>
@@ -1387,6 +1459,12 @@
             <w:r>
               <w:t xml:space="preserve">SAT_LNK_ROLE_CUSTOMER</w:t>
             </w:r>
+            <w:r>
+              <w:rPr>
+                <w:b/>
+              </w:rPr>
+              <w:t xml:space="preserve"> [Partner LOB]</w:t>
+            </w:r>
           </w:p>
         </w:tc>
         <w:tc>
@@ -1503,6 +1581,12 @@
             <w:r>
               <w:t xml:space="preserve">SAT_LNK_ROLE_PROVIDER</w:t>
             </w:r>
+            <w:r>
+              <w:rPr>
+                <w:b/>
+              </w:rPr>
+              <w:t xml:space="preserve"> [Partner LOB]</w:t>
+            </w:r>
           </w:p>
         </w:tc>
         <w:tc>
@@ -1561,6 +1645,12 @@
             <w:r>
               <w:t xml:space="preserve">SAT_LNK_ROLE_SURVEYOR</w:t>
             </w:r>
+            <w:r>
+              <w:rPr>
+                <w:b/>
+              </w:rPr>
+              <w:t xml:space="preserve"> [Partner LOB]</w:t>
+            </w:r>
           </w:p>
         </w:tc>
         <w:tc>
@@ -1619,6 +1709,12 @@
             <w:r>
               <w:t xml:space="preserve">SAT_PARTY_AML_SCREENING</w:t>
             </w:r>
+            <w:r>
+              <w:rPr>
+                <w:b/>
+              </w:rPr>
+              <w:t xml:space="preserve"> [Partner LOB]</w:t>
+            </w:r>
           </w:p>
         </w:tc>
         <w:tc>
@@ -1677,6 +1773,12 @@
             <w:r>
               <w:t xml:space="preserve">SAT_PARTY_BANKING</w:t>
             </w:r>
+            <w:r>
+              <w:rPr>
+                <w:b/>
+              </w:rPr>
+              <w:t xml:space="preserve"> [Partner LOB]</w:t>
+            </w:r>
           </w:p>
         </w:tc>
         <w:tc>
@@ -1793,6 +1895,12 @@
             <w:r>
               <w:t xml:space="preserve">SAT_PARTY_CONTACT_ADDRESS_LINK</w:t>
             </w:r>
+            <w:r>
+              <w:rPr>
+                <w:b/>
+              </w:rPr>
+              <w:t xml:space="preserve"> [Partner LOB]</w:t>
+            </w:r>
           </w:p>
         </w:tc>
         <w:tc>
@@ -1851,6 +1959,12 @@
             <w:r>
               <w:t xml:space="preserve">SAT_PARTY_EMPLOYMENT</w:t>
             </w:r>
+            <w:r>
+              <w:rPr>
+                <w:b/>
+              </w:rPr>
+              <w:t xml:space="preserve"> [Partner LOB]</w:t>
+            </w:r>
           </w:p>
         </w:tc>
         <w:tc>
@@ -1909,6 +2023,12 @@
             <w:r>
               <w:t xml:space="preserve">SAT_PARTY_GROUP_CENSUS</w:t>
             </w:r>
+            <w:r>
+              <w:rPr>
+                <w:b/>
+              </w:rPr>
+              <w:t xml:space="preserve"> [Partner LOB]</w:t>
+            </w:r>
           </w:p>
         </w:tc>
         <w:tc>
@@ -1967,6 +2087,12 @@
             <w:r>
               <w:t xml:space="preserve">SAT_PARTY_GROUP_HOUSEHOLD</w:t>
             </w:r>
+            <w:r>
+              <w:rPr>
+                <w:b/>
+              </w:rPr>
+              <w:t xml:space="preserve"> [Partner LOB]</w:t>
+            </w:r>
           </w:p>
         </w:tc>
         <w:tc>
@@ -2025,6 +2151,12 @@
             <w:r>
               <w:t xml:space="preserve">SAT_PARTY_HEALTH_PROFILE</w:t>
             </w:r>
+            <w:r>
+              <w:rPr>
+                <w:b/>
+              </w:rPr>
+              <w:t xml:space="preserve"> [Partner LOB]</w:t>
+            </w:r>
           </w:p>
         </w:tc>
         <w:tc>
@@ -2083,6 +2215,12 @@
             <w:r>
               <w:t xml:space="preserve">SAT_PARTY_IDENTIFICATION</w:t>
             </w:r>
+            <w:r>
+              <w:rPr>
+                <w:b/>
+              </w:rPr>
+              <w:t xml:space="preserve"> [Partner LOB]</w:t>
+            </w:r>
           </w:p>
         </w:tc>
         <w:tc>
@@ -2141,6 +2279,12 @@
             <w:r>
               <w:t xml:space="preserve">SAT_PARTY_IDENTITY</w:t>
             </w:r>
+            <w:r>
+              <w:rPr>
+                <w:b/>
+              </w:rPr>
+              <w:t xml:space="preserve"> [Partner LOB]</w:t>
+            </w:r>
           </w:p>
         </w:tc>
         <w:tc>
@@ -2199,6 +2343,12 @@
             <w:r>
               <w:t xml:space="preserve">SAT_PARTY_INDIVIDUAL_DEMOGRAPHICS</w:t>
             </w:r>
+            <w:r>
+              <w:rPr>
+                <w:b/>
+              </w:rPr>
+              <w:t xml:space="preserve"> [Partner LOB]</w:t>
+            </w:r>
           </w:p>
         </w:tc>
         <w:tc>
@@ -2257,6 +2407,12 @@
             <w:r>
               <w:t xml:space="preserve">SAT_PARTY_KYC</w:t>
             </w:r>
+            <w:r>
+              <w:rPr>
+                <w:b/>
+              </w:rPr>
+              <w:t xml:space="preserve"> [Partner LOB]</w:t>
+            </w:r>
           </w:p>
         </w:tc>
         <w:tc>
@@ -2315,6 +2471,12 @@
             <w:r>
               <w:t xml:space="preserve">SAT_PARTY_KYC_REFERENCE</w:t>
             </w:r>
+            <w:r>
+              <w:rPr>
+                <w:b/>
+              </w:rPr>
+              <w:t xml:space="preserve"> [Partner LOB]</w:t>
+            </w:r>
           </w:p>
         </w:tc>
         <w:tc>
@@ -2373,6 +2535,12 @@
             <w:r>
               <w:t xml:space="preserve">SAT_PARTY_ORGANISATION_PROFILE</w:t>
             </w:r>
+            <w:r>
+              <w:rPr>
+                <w:b/>
+              </w:rPr>
+              <w:t xml:space="preserve"> [Partner LOB]</w:t>
+            </w:r>
           </w:p>
         </w:tc>
         <w:tc>
@@ -2605,6 +2773,12 @@
             <w:r>
               <w:t xml:space="preserve">SAT_POLICY_CLASSIFICATION</w:t>
             </w:r>
+            <w:r>
+              <w:rPr>
+                <w:b/>
+              </w:rPr>
+              <w:t xml:space="preserve"> [Partner LOB]</w:t>
+            </w:r>
           </w:p>
         </w:tc>
         <w:tc>
@@ -2779,6 +2953,12 @@
             <w:r>
               <w:t xml:space="preserve">SAT_POLICY_HEADER</w:t>
             </w:r>
+            <w:r>
+              <w:rPr>
+                <w:b/>
+              </w:rPr>
+              <w:t xml:space="preserve"> [Partner LOB]</w:t>
+            </w:r>
           </w:p>
         </w:tc>
         <w:tc>
@@ -2895,6 +3075,12 @@
             <w:r>
               <w:t xml:space="preserve">SAT_POLICY_PREMIUM_SUMMARY</w:t>
             </w:r>
+            <w:r>
+              <w:rPr>
+                <w:b/>
+              </w:rPr>
+              <w:t xml:space="preserve"> [Partner LOB]</w:t>
+            </w:r>
           </w:p>
         </w:tc>
         <w:tc>
@@ -3011,6 +3197,12 @@
             <w:r>
               <w:t xml:space="preserve">SAT_PROVIDER_BANKING</w:t>
             </w:r>
+            <w:r>
+              <w:rPr>
+                <w:b/>
+              </w:rPr>
+              <w:t xml:space="preserve"> [Partner LOB]</w:t>
+            </w:r>
           </w:p>
         </w:tc>
         <w:tc>
@@ -3069,6 +3261,12 @@
             <w:r>
               <w:t xml:space="preserve">SAT_PROVIDER_TARIFF</w:t>
             </w:r>
+            <w:r>
+              <w:rPr>
+                <w:b/>
+              </w:rPr>
+              <w:t xml:space="preserve"> [Partner LOB]</w:t>
+            </w:r>
           </w:p>
         </w:tc>
         <w:tc>
@@ -3591,6 +3789,12 @@
             <w:r>
               <w:t xml:space="preserve">SAT_AUG_LNK_ROLE_AGENT</w:t>
             </w:r>
+            <w:r>
+              <w:rPr>
+                <w:b/>
+              </w:rPr>
+              <w:t xml:space="preserve"> [Partner LOB]</w:t>
+            </w:r>
           </w:p>
         </w:tc>
         <w:tc>
@@ -3649,6 +3853,12 @@
             <w:r>
               <w:t xml:space="preserve">SAT_AUG_LNK_ROLE_CUSTOMER</w:t>
             </w:r>
+            <w:r>
+              <w:rPr>
+                <w:b/>
+              </w:rPr>
+              <w:t xml:space="preserve"> [Partner LOB]</w:t>
+            </w:r>
           </w:p>
         </w:tc>
         <w:tc>
@@ -3707,6 +3917,12 @@
             <w:r>
               <w:t xml:space="preserve">SAT_AUG_LNK_ROLE_PROVIDER</w:t>
             </w:r>
+            <w:r>
+              <w:rPr>
+                <w:b/>
+              </w:rPr>
+              <w:t xml:space="preserve"> [Partner LOB]</w:t>
+            </w:r>
           </w:p>
         </w:tc>
         <w:tc>
@@ -3764,6 +3980,12 @@
           <w:p>
             <w:r>
               <w:t xml:space="preserve">SAT_AUG_LNK_ROLE_SURVEYOR</w:t>
+            </w:r>
+            <w:r>
+              <w:rPr>
+                <w:b/>
+              </w:rPr>
+              <w:t xml:space="preserve"> [Partner LOB]</w:t>
             </w:r>
           </w:p>
         </w:tc>
@@ -4981,6 +5203,12 @@
       <w:r>
         <w:t xml:space="preserve">2. OPUS — SAT_AGREEMENT_COMMERCIAL_TERMS</w:t>
       </w:r>
+      <w:r>
+        <w:rPr>
+          <w:b/>
+        </w:rPr>
+        <w:t xml:space="preserve"> [Partner LOB]</w:t>
+      </w:r>
     </w:p>
     <w:tbl>
       <w:tblPr>
@@ -5038,6 +5266,12 @@
           <w:p>
             <w:r>
               <w:t xml:space="preserve">SAT_AGREEMENT_COMMERCIAL_TERMS</w:t>
+            </w:r>
+            <w:r>
+              <w:rPr>
+                <w:b/>
+              </w:rPr>
+              <w:t xml:space="preserve"> [Partner LOB]</w:t>
             </w:r>
           </w:p>
         </w:tc>
@@ -5295,6 +5529,12 @@
       <w:r>
         <w:t xml:space="preserve">3. OPUS — SAT_AGREEMENT_DEFINITION</w:t>
       </w:r>
+      <w:r>
+        <w:rPr>
+          <w:b/>
+        </w:rPr>
+        <w:t xml:space="preserve"> [Partner LOB]</w:t>
+      </w:r>
     </w:p>
     <w:tbl>
       <w:tblPr>
@@ -5352,6 +5592,12 @@
           <w:p>
             <w:r>
               <w:t xml:space="preserve">SAT_AGREEMENT_DEFINITION</w:t>
+            </w:r>
+            <w:r>
+              <w:rPr>
+                <w:b/>
+              </w:rPr>
+              <w:t xml:space="preserve"> [Partner LOB]</w:t>
             </w:r>
           </w:p>
         </w:tc>
@@ -5609,6 +5855,12 @@
       <w:r>
         <w:t xml:space="preserve">4. OPUS — SAT_COMMON_ADDRESS</w:t>
       </w:r>
+      <w:r>
+        <w:rPr>
+          <w:b/>
+        </w:rPr>
+        <w:t xml:space="preserve"> [Partner LOB]</w:t>
+      </w:r>
     </w:p>
     <w:tbl>
       <w:tblPr>
@@ -5666,6 +5918,12 @@
           <w:p>
             <w:r>
               <w:t xml:space="preserve">SAT_COMMON_ADDRESS</w:t>
+            </w:r>
+            <w:r>
+              <w:rPr>
+                <w:b/>
+              </w:rPr>
+              <w:t xml:space="preserve"> [Partner LOB]</w:t>
             </w:r>
           </w:p>
         </w:tc>
@@ -6237,6 +6495,12 @@
       <w:r>
         <w:t xml:space="preserve">6. OPUS — SAT_COMMON_CLASSIFICATION</w:t>
       </w:r>
+      <w:r>
+        <w:rPr>
+          <w:b/>
+        </w:rPr>
+        <w:t xml:space="preserve"> [Partner LOB]</w:t>
+      </w:r>
     </w:p>
     <w:tbl>
       <w:tblPr>
@@ -6294,6 +6558,12 @@
           <w:p>
             <w:r>
               <w:t xml:space="preserve">SAT_COMMON_CLASSIFICATION</w:t>
+            </w:r>
+            <w:r>
+              <w:rPr>
+                <w:b/>
+              </w:rPr>
+              <w:t xml:space="preserve"> [Partner LOB]</w:t>
             </w:r>
           </w:p>
         </w:tc>
@@ -6551,6 +6821,12 @@
       <w:r>
         <w:t xml:space="preserve">7. OPUS — SAT_COMMON_COMMUNICATION_PREFERENCE</w:t>
       </w:r>
+      <w:r>
+        <w:rPr>
+          <w:b/>
+        </w:rPr>
+        <w:t xml:space="preserve"> [Partner LOB]</w:t>
+      </w:r>
     </w:p>
     <w:tbl>
       <w:tblPr>
@@ -6608,6 +6884,12 @@
           <w:p>
             <w:r>
               <w:t xml:space="preserve">SAT_COMMON_COMMUNICATION_PREFERENCE</w:t>
+            </w:r>
+            <w:r>
+              <w:rPr>
+                <w:b/>
+              </w:rPr>
+              <w:t xml:space="preserve"> [Partner LOB]</w:t>
             </w:r>
           </w:p>
         </w:tc>
@@ -6865,6 +7147,12 @@
       <w:r>
         <w:t xml:space="preserve">8. OPUS — SAT_COMMON_CONSENT</w:t>
       </w:r>
+      <w:r>
+        <w:rPr>
+          <w:b/>
+        </w:rPr>
+        <w:t xml:space="preserve"> [Partner LOB]</w:t>
+      </w:r>
     </w:p>
     <w:tbl>
       <w:tblPr>
@@ -6922,6 +7210,12 @@
           <w:p>
             <w:r>
               <w:t xml:space="preserve">SAT_COMMON_CONSENT</w:t>
+            </w:r>
+            <w:r>
+              <w:rPr>
+                <w:b/>
+              </w:rPr>
+              <w:t xml:space="preserve"> [Partner LOB]</w:t>
             </w:r>
           </w:p>
         </w:tc>
@@ -7179,6 +7473,12 @@
       <w:r>
         <w:t xml:space="preserve">9. OPUS — SAT_COMMON_CONTACT</w:t>
       </w:r>
+      <w:r>
+        <w:rPr>
+          <w:b/>
+        </w:rPr>
+        <w:t xml:space="preserve"> [Partner LOB]</w:t>
+      </w:r>
     </w:p>
     <w:tbl>
       <w:tblPr>
@@ -7236,6 +7536,12 @@
           <w:p>
             <w:r>
               <w:t xml:space="preserve">SAT_COMMON_CONTACT</w:t>
+            </w:r>
+            <w:r>
+              <w:rPr>
+                <w:b/>
+              </w:rPr>
+              <w:t xml:space="preserve"> [Partner LOB]</w:t>
             </w:r>
           </w:p>
         </w:tc>
@@ -7493,6 +7799,12 @@
       <w:r>
         <w:t xml:space="preserve">10. OPUS — SAT_COMMON_GEO</w:t>
       </w:r>
+      <w:r>
+        <w:rPr>
+          <w:b/>
+        </w:rPr>
+        <w:t xml:space="preserve"> [Partner LOB]</w:t>
+      </w:r>
     </w:p>
     <w:tbl>
       <w:tblPr>
@@ -7550,6 +7862,12 @@
           <w:p>
             <w:r>
               <w:t xml:space="preserve">SAT_COMMON_GEO</w:t>
+            </w:r>
+            <w:r>
+              <w:rPr>
+                <w:b/>
+              </w:rPr>
+              <w:t xml:space="preserve"> [Partner LOB]</w:t>
             </w:r>
           </w:p>
         </w:tc>
@@ -7807,6 +8125,12 @@
       <w:r>
         <w:t xml:space="preserve">11. OPUS — SAT_DOCUMENT_DEFINITION</w:t>
       </w:r>
+      <w:r>
+        <w:rPr>
+          <w:b/>
+        </w:rPr>
+        <w:t xml:space="preserve"> [Partner LOB]</w:t>
+      </w:r>
     </w:p>
     <w:tbl>
       <w:tblPr>
@@ -7864,6 +8188,12 @@
           <w:p>
             <w:r>
               <w:t xml:space="preserve">SAT_DOCUMENT_DEFINITION</w:t>
+            </w:r>
+            <w:r>
+              <w:rPr>
+                <w:b/>
+              </w:rPr>
+              <w:t xml:space="preserve"> [Partner LOB]</w:t>
             </w:r>
           </w:p>
         </w:tc>
@@ -8435,6 +8765,12 @@
       <w:r>
         <w:t xml:space="preserve">13. OPUS — SAT_LNK_PARTY_ROLE_CORE</w:t>
       </w:r>
+      <w:r>
+        <w:rPr>
+          <w:b/>
+        </w:rPr>
+        <w:t xml:space="preserve"> [Partner LOB]</w:t>
+      </w:r>
     </w:p>
     <w:tbl>
       <w:tblPr>
@@ -8492,6 +8828,12 @@
           <w:p>
             <w:r>
               <w:t xml:space="preserve">SAT_LNK_PARTY_ROLE_CORE</w:t>
+            </w:r>
+            <w:r>
+              <w:rPr>
+                <w:b/>
+              </w:rPr>
+              <w:t xml:space="preserve"> [Partner LOB]</w:t>
             </w:r>
           </w:p>
         </w:tc>
@@ -8749,6 +9091,12 @@
       <w:r>
         <w:t xml:space="preserve">14. OPUS — SAT_LNK_POLICY_PARTY_ROLE</w:t>
       </w:r>
+      <w:r>
+        <w:rPr>
+          <w:b/>
+        </w:rPr>
+        <w:t xml:space="preserve"> [Partner LOB]</w:t>
+      </w:r>
     </w:p>
     <w:tbl>
       <w:tblPr>
@@ -8806,6 +9154,12 @@
           <w:p>
             <w:r>
               <w:t xml:space="preserve">SAT_LNK_POLICY_PARTY_ROLE</w:t>
+            </w:r>
+            <w:r>
+              <w:rPr>
+                <w:b/>
+              </w:rPr>
+              <w:t xml:space="preserve"> [Partner LOB]</w:t>
             </w:r>
           </w:p>
         </w:tc>
@@ -9063,6 +9417,12 @@
       <w:r>
         <w:t xml:space="preserve">15. OPUS — SAT_LNK_ROLE_AGENT</w:t>
       </w:r>
+      <w:r>
+        <w:rPr>
+          <w:b/>
+        </w:rPr>
+        <w:t xml:space="preserve"> [Partner LOB]</w:t>
+      </w:r>
     </w:p>
     <w:tbl>
       <w:tblPr>
@@ -9120,6 +9480,12 @@
           <w:p>
             <w:r>
               <w:t xml:space="preserve">SAT_LNK_ROLE_AGENT</w:t>
+            </w:r>
+            <w:r>
+              <w:rPr>
+                <w:b/>
+              </w:rPr>
+              <w:t xml:space="preserve"> [Partner LOB]</w:t>
             </w:r>
           </w:p>
         </w:tc>
@@ -9377,6 +9743,12 @@
       <w:r>
         <w:t xml:space="preserve">16. OPUS — SAT_LNK_ROLE_CUSTOMER</w:t>
       </w:r>
+      <w:r>
+        <w:rPr>
+          <w:b/>
+        </w:rPr>
+        <w:t xml:space="preserve"> [Partner LOB]</w:t>
+      </w:r>
     </w:p>
     <w:tbl>
       <w:tblPr>
@@ -9434,6 +9806,12 @@
           <w:p>
             <w:r>
               <w:t xml:space="preserve">SAT_LNK_ROLE_CUSTOMER</w:t>
+            </w:r>
+            <w:r>
+              <w:rPr>
+                <w:b/>
+              </w:rPr>
+              <w:t xml:space="preserve"> [Partner LOB]</w:t>
             </w:r>
           </w:p>
         </w:tc>
@@ -10005,6 +10383,12 @@
       <w:r>
         <w:t xml:space="preserve">18. OPUS — SAT_LNK_ROLE_PROVIDER</w:t>
       </w:r>
+      <w:r>
+        <w:rPr>
+          <w:b/>
+        </w:rPr>
+        <w:t xml:space="preserve"> [Partner LOB]</w:t>
+      </w:r>
     </w:p>
     <w:tbl>
       <w:tblPr>
@@ -10062,6 +10446,12 @@
           <w:p>
             <w:r>
               <w:t xml:space="preserve">SAT_LNK_ROLE_PROVIDER</w:t>
+            </w:r>
+            <w:r>
+              <w:rPr>
+                <w:b/>
+              </w:rPr>
+              <w:t xml:space="preserve"> [Partner LOB]</w:t>
             </w:r>
           </w:p>
         </w:tc>
@@ -10319,6 +10709,12 @@
       <w:r>
         <w:t xml:space="preserve">19. OPUS — SAT_LNK_ROLE_SURVEYOR</w:t>
       </w:r>
+      <w:r>
+        <w:rPr>
+          <w:b/>
+        </w:rPr>
+        <w:t xml:space="preserve"> [Partner LOB]</w:t>
+      </w:r>
     </w:p>
     <w:tbl>
       <w:tblPr>
@@ -10376,6 +10772,12 @@
           <w:p>
             <w:r>
               <w:t xml:space="preserve">SAT_LNK_ROLE_SURVEYOR</w:t>
+            </w:r>
+            <w:r>
+              <w:rPr>
+                <w:b/>
+              </w:rPr>
+              <w:t xml:space="preserve"> [Partner LOB]</w:t>
             </w:r>
           </w:p>
         </w:tc>
@@ -10633,6 +11035,12 @@
       <w:r>
         <w:t xml:space="preserve">20. OPUS — SAT_PARTY_AML_SCREENING</w:t>
       </w:r>
+      <w:r>
+        <w:rPr>
+          <w:b/>
+        </w:rPr>
+        <w:t xml:space="preserve"> [Partner LOB]</w:t>
+      </w:r>
     </w:p>
     <w:tbl>
       <w:tblPr>
@@ -10690,6 +11098,12 @@
           <w:p>
             <w:r>
               <w:t xml:space="preserve">SAT_PARTY_AML_SCREENING</w:t>
+            </w:r>
+            <w:r>
+              <w:rPr>
+                <w:b/>
+              </w:rPr>
+              <w:t xml:space="preserve"> [Partner LOB]</w:t>
             </w:r>
           </w:p>
         </w:tc>
@@ -10947,6 +11361,12 @@
       <w:r>
         <w:t xml:space="preserve">21. OPUS — SAT_PARTY_BANKING</w:t>
       </w:r>
+      <w:r>
+        <w:rPr>
+          <w:b/>
+        </w:rPr>
+        <w:t xml:space="preserve"> [Partner LOB]</w:t>
+      </w:r>
     </w:p>
     <w:tbl>
       <w:tblPr>
@@ -11004,6 +11424,12 @@
           <w:p>
             <w:r>
               <w:t xml:space="preserve">SAT_PARTY_BANKING</w:t>
+            </w:r>
+            <w:r>
+              <w:rPr>
+                <w:b/>
+              </w:rPr>
+              <w:t xml:space="preserve"> [Partner LOB]</w:t>
             </w:r>
           </w:p>
         </w:tc>
@@ -11575,6 +12001,12 @@
       <w:r>
         <w:t xml:space="preserve">23. OPUS — SAT_PARTY_CONTACT_ADDRESS_LINK</w:t>
       </w:r>
+      <w:r>
+        <w:rPr>
+          <w:b/>
+        </w:rPr>
+        <w:t xml:space="preserve"> [Partner LOB]</w:t>
+      </w:r>
     </w:p>
     <w:tbl>
       <w:tblPr>
@@ -11632,6 +12064,12 @@
           <w:p>
             <w:r>
               <w:t xml:space="preserve">SAT_PARTY_CONTACT_ADDRESS_LINK</w:t>
+            </w:r>
+            <w:r>
+              <w:rPr>
+                <w:b/>
+              </w:rPr>
+              <w:t xml:space="preserve"> [Partner LOB]</w:t>
             </w:r>
           </w:p>
         </w:tc>
@@ -11889,6 +12327,12 @@
       <w:r>
         <w:t xml:space="preserve">24. OPUS — SAT_PARTY_EMPLOYMENT</w:t>
       </w:r>
+      <w:r>
+        <w:rPr>
+          <w:b/>
+        </w:rPr>
+        <w:t xml:space="preserve"> [Partner LOB]</w:t>
+      </w:r>
     </w:p>
     <w:tbl>
       <w:tblPr>
@@ -11946,6 +12390,12 @@
           <w:p>
             <w:r>
               <w:t xml:space="preserve">SAT_PARTY_EMPLOYMENT</w:t>
+            </w:r>
+            <w:r>
+              <w:rPr>
+                <w:b/>
+              </w:rPr>
+              <w:t xml:space="preserve"> [Partner LOB]</w:t>
             </w:r>
           </w:p>
         </w:tc>
@@ -12203,6 +12653,12 @@
       <w:r>
         <w:t xml:space="preserve">25. OPUS — SAT_PARTY_GROUP_CENSUS</w:t>
       </w:r>
+      <w:r>
+        <w:rPr>
+          <w:b/>
+        </w:rPr>
+        <w:t xml:space="preserve"> [Partner LOB]</w:t>
+      </w:r>
     </w:p>
     <w:tbl>
       <w:tblPr>
@@ -12260,6 +12716,12 @@
           <w:p>
             <w:r>
               <w:t xml:space="preserve">SAT_PARTY_GROUP_CENSUS</w:t>
+            </w:r>
+            <w:r>
+              <w:rPr>
+                <w:b/>
+              </w:rPr>
+              <w:t xml:space="preserve"> [Partner LOB]</w:t>
             </w:r>
           </w:p>
         </w:tc>
@@ -12517,6 +12979,12 @@
       <w:r>
         <w:t xml:space="preserve">26. OPUS — SAT_PARTY_GROUP_HOUSEHOLD</w:t>
       </w:r>
+      <w:r>
+        <w:rPr>
+          <w:b/>
+        </w:rPr>
+        <w:t xml:space="preserve"> [Partner LOB]</w:t>
+      </w:r>
     </w:p>
     <w:tbl>
       <w:tblPr>
@@ -12574,6 +13042,12 @@
           <w:p>
             <w:r>
               <w:t xml:space="preserve">SAT_PARTY_GROUP_HOUSEHOLD</w:t>
+            </w:r>
+            <w:r>
+              <w:rPr>
+                <w:b/>
+              </w:rPr>
+              <w:t xml:space="preserve"> [Partner LOB]</w:t>
             </w:r>
           </w:p>
         </w:tc>
@@ -12831,6 +13305,12 @@
       <w:r>
         <w:t xml:space="preserve">27. OPUS — SAT_PARTY_HEALTH_PROFILE</w:t>
       </w:r>
+      <w:r>
+        <w:rPr>
+          <w:b/>
+        </w:rPr>
+        <w:t xml:space="preserve"> [Partner LOB]</w:t>
+      </w:r>
     </w:p>
     <w:tbl>
       <w:tblPr>
@@ -12888,6 +13368,12 @@
           <w:p>
             <w:r>
               <w:t xml:space="preserve">SAT_PARTY_HEALTH_PROFILE</w:t>
+            </w:r>
+            <w:r>
+              <w:rPr>
+                <w:b/>
+              </w:rPr>
+              <w:t xml:space="preserve"> [Partner LOB]</w:t>
             </w:r>
           </w:p>
         </w:tc>
@@ -13145,6 +13631,12 @@
       <w:r>
         <w:t xml:space="preserve">28. OPUS — SAT_PARTY_IDENTIFICATION</w:t>
       </w:r>
+      <w:r>
+        <w:rPr>
+          <w:b/>
+        </w:rPr>
+        <w:t xml:space="preserve"> [Partner LOB]</w:t>
+      </w:r>
     </w:p>
     <w:tbl>
       <w:tblPr>
@@ -13202,6 +13694,12 @@
           <w:p>
             <w:r>
               <w:t xml:space="preserve">SAT_PARTY_IDENTIFICATION</w:t>
+            </w:r>
+            <w:r>
+              <w:rPr>
+                <w:b/>
+              </w:rPr>
+              <w:t xml:space="preserve"> [Partner LOB]</w:t>
             </w:r>
           </w:p>
         </w:tc>
@@ -13459,6 +13957,12 @@
       <w:r>
         <w:t xml:space="preserve">29. OPUS — SAT_PARTY_IDENTITY</w:t>
       </w:r>
+      <w:r>
+        <w:rPr>
+          <w:b/>
+        </w:rPr>
+        <w:t xml:space="preserve"> [Partner LOB]</w:t>
+      </w:r>
     </w:p>
     <w:tbl>
       <w:tblPr>
@@ -13516,6 +14020,12 @@
           <w:p>
             <w:r>
               <w:t xml:space="preserve">SAT_PARTY_IDENTITY</w:t>
+            </w:r>
+            <w:r>
+              <w:rPr>
+                <w:b/>
+              </w:rPr>
+              <w:t xml:space="preserve"> [Partner LOB]</w:t>
             </w:r>
           </w:p>
         </w:tc>
@@ -13773,6 +14283,12 @@
       <w:r>
         <w:t xml:space="preserve">30. OPUS — SAT_PARTY_INDIVIDUAL_DEMOGRAPHICS</w:t>
       </w:r>
+      <w:r>
+        <w:rPr>
+          <w:b/>
+        </w:rPr>
+        <w:t xml:space="preserve"> [Partner LOB]</w:t>
+      </w:r>
     </w:p>
     <w:tbl>
       <w:tblPr>
@@ -13830,6 +14346,12 @@
           <w:p>
             <w:r>
               <w:t xml:space="preserve">SAT_PARTY_INDIVIDUAL_DEMOGRAPHICS</w:t>
+            </w:r>
+            <w:r>
+              <w:rPr>
+                <w:b/>
+              </w:rPr>
+              <w:t xml:space="preserve"> [Partner LOB]</w:t>
             </w:r>
           </w:p>
         </w:tc>
@@ -14087,6 +14609,12 @@
       <w:r>
         <w:t xml:space="preserve">31. OPUS — SAT_PARTY_KYC</w:t>
       </w:r>
+      <w:r>
+        <w:rPr>
+          <w:b/>
+        </w:rPr>
+        <w:t xml:space="preserve"> [Partner LOB]</w:t>
+      </w:r>
     </w:p>
     <w:tbl>
       <w:tblPr>
@@ -14144,6 +14672,12 @@
           <w:p>
             <w:r>
               <w:t xml:space="preserve">SAT_PARTY_KYC</w:t>
+            </w:r>
+            <w:r>
+              <w:rPr>
+                <w:b/>
+              </w:rPr>
+              <w:t xml:space="preserve"> [Partner LOB]</w:t>
             </w:r>
           </w:p>
         </w:tc>
@@ -14401,6 +14935,12 @@
       <w:r>
         <w:t xml:space="preserve">32. OPUS — SAT_PARTY_KYC_REFERENCE</w:t>
       </w:r>
+      <w:r>
+        <w:rPr>
+          <w:b/>
+        </w:rPr>
+        <w:t xml:space="preserve"> [Partner LOB]</w:t>
+      </w:r>
     </w:p>
     <w:tbl>
       <w:tblPr>
@@ -14458,6 +14998,12 @@
           <w:p>
             <w:r>
               <w:t xml:space="preserve">SAT_PARTY_KYC_REFERENCE</w:t>
+            </w:r>
+            <w:r>
+              <w:rPr>
+                <w:b/>
+              </w:rPr>
+              <w:t xml:space="preserve"> [Partner LOB]</w:t>
             </w:r>
           </w:p>
         </w:tc>
@@ -14715,6 +15261,12 @@
       <w:r>
         <w:t xml:space="preserve">33. OPUS — SAT_PARTY_ORGANISATION_PROFILE</w:t>
       </w:r>
+      <w:r>
+        <w:rPr>
+          <w:b/>
+        </w:rPr>
+        <w:t xml:space="preserve"> [Partner LOB]</w:t>
+      </w:r>
     </w:p>
     <w:tbl>
       <w:tblPr>
@@ -14772,6 +15324,12 @@
           <w:p>
             <w:r>
               <w:t xml:space="preserve">SAT_PARTY_ORGANISATION_PROFILE</w:t>
+            </w:r>
+            <w:r>
+              <w:rPr>
+                <w:b/>
+              </w:rPr>
+              <w:t xml:space="preserve"> [Partner LOB]</w:t>
             </w:r>
           </w:p>
         </w:tc>
@@ -15971,6 +16529,12 @@
       <w:r>
         <w:t xml:space="preserve">37. OPUS — SAT_POLICY_CLASSIFICATION</w:t>
       </w:r>
+      <w:r>
+        <w:rPr>
+          <w:b/>
+        </w:rPr>
+        <w:t xml:space="preserve"> [Partner LOB]</w:t>
+      </w:r>
     </w:p>
     <w:tbl>
       <w:tblPr>
@@ -16028,6 +16592,12 @@
           <w:p>
             <w:r>
               <w:t xml:space="preserve">SAT_POLICY_CLASSIFICATION</w:t>
+            </w:r>
+            <w:r>
+              <w:rPr>
+                <w:b/>
+              </w:rPr>
+              <w:t xml:space="preserve"> [Partner LOB]</w:t>
             </w:r>
           </w:p>
         </w:tc>
@@ -16913,6 +17483,12 @@
       <w:r>
         <w:t xml:space="preserve">40. OPUS — SAT_POLICY_HEADER</w:t>
       </w:r>
+      <w:r>
+        <w:rPr>
+          <w:b/>
+        </w:rPr>
+        <w:t xml:space="preserve"> [Partner LOB]</w:t>
+      </w:r>
     </w:p>
     <w:tbl>
       <w:tblPr>
@@ -16970,6 +17546,12 @@
           <w:p>
             <w:r>
               <w:t xml:space="preserve">SAT_POLICY_HEADER</w:t>
+            </w:r>
+            <w:r>
+              <w:rPr>
+                <w:b/>
+              </w:rPr>
+              <w:t xml:space="preserve"> [Partner LOB]</w:t>
             </w:r>
           </w:p>
         </w:tc>
@@ -17541,6 +18123,12 @@
       <w:r>
         <w:t xml:space="preserve">42. OPUS — SAT_POLICY_PREMIUM_SUMMARY</w:t>
       </w:r>
+      <w:r>
+        <w:rPr>
+          <w:b/>
+        </w:rPr>
+        <w:t xml:space="preserve"> [Partner LOB]</w:t>
+      </w:r>
     </w:p>
     <w:tbl>
       <w:tblPr>
@@ -17598,6 +18186,12 @@
           <w:p>
             <w:r>
               <w:t xml:space="preserve">SAT_POLICY_PREMIUM_SUMMARY</w:t>
+            </w:r>
+            <w:r>
+              <w:rPr>
+                <w:b/>
+              </w:rPr>
+              <w:t xml:space="preserve"> [Partner LOB]</w:t>
             </w:r>
           </w:p>
         </w:tc>
@@ -18169,6 +18763,12 @@
       <w:r>
         <w:t xml:space="preserve">44. OPUS — SAT_PROVIDER_BANKING</w:t>
       </w:r>
+      <w:r>
+        <w:rPr>
+          <w:b/>
+        </w:rPr>
+        <w:t xml:space="preserve"> [Partner LOB]</w:t>
+      </w:r>
     </w:p>
     <w:tbl>
       <w:tblPr>
@@ -18226,6 +18826,12 @@
           <w:p>
             <w:r>
               <w:t xml:space="preserve">SAT_PROVIDER_BANKING</w:t>
+            </w:r>
+            <w:r>
+              <w:rPr>
+                <w:b/>
+              </w:rPr>
+              <w:t xml:space="preserve"> [Partner LOB]</w:t>
             </w:r>
           </w:p>
         </w:tc>
@@ -18483,6 +19089,12 @@
       <w:r>
         <w:t xml:space="preserve">45. OPUS — SAT_PROVIDER_TARIFF</w:t>
       </w:r>
+      <w:r>
+        <w:rPr>
+          <w:b/>
+        </w:rPr>
+        <w:t xml:space="preserve"> [Partner LOB]</w:t>
+      </w:r>
     </w:p>
     <w:tbl>
       <w:tblPr>
@@ -18540,6 +19152,12 @@
           <w:p>
             <w:r>
               <w:t xml:space="preserve">SAT_PROVIDER_TARIFF</w:t>
+            </w:r>
+            <w:r>
+              <w:rPr>
+                <w:b/>
+              </w:rPr>
+              <w:t xml:space="preserve"> [Partner LOB]</w:t>
             </w:r>
           </w:p>
         </w:tc>
@@ -21309,6 +21927,12 @@
       <w:r>
         <w:t xml:space="preserve">54. OPUS — SAT_AUG_LNK_ROLE_AGENT</w:t>
       </w:r>
+      <w:r>
+        <w:rPr>
+          <w:b/>
+        </w:rPr>
+        <w:t xml:space="preserve"> [Partner LOB]</w:t>
+      </w:r>
     </w:p>
     <w:tbl>
       <w:tblPr>
@@ -21366,6 +21990,12 @@
           <w:p>
             <w:r>
               <w:t xml:space="preserve">SAT_AUG_LNK_ROLE_AGENT</w:t>
+            </w:r>
+            <w:r>
+              <w:rPr>
+                <w:b/>
+              </w:rPr>
+              <w:t xml:space="preserve"> [Partner LOB]</w:t>
             </w:r>
           </w:p>
         </w:tc>
@@ -21623,6 +22253,12 @@
       <w:r>
         <w:t xml:space="preserve">55. OPUS — SAT_AUG_LNK_ROLE_CUSTOMER</w:t>
       </w:r>
+      <w:r>
+        <w:rPr>
+          <w:b/>
+        </w:rPr>
+        <w:t xml:space="preserve"> [Partner LOB]</w:t>
+      </w:r>
     </w:p>
     <w:tbl>
       <w:tblPr>
@@ -21680,6 +22316,12 @@
           <w:p>
             <w:r>
               <w:t xml:space="preserve">SAT_AUG_LNK_ROLE_CUSTOMER</w:t>
+            </w:r>
+            <w:r>
+              <w:rPr>
+                <w:b/>
+              </w:rPr>
+              <w:t xml:space="preserve"> [Partner LOB]</w:t>
             </w:r>
           </w:p>
         </w:tc>
@@ -21937,6 +22579,12 @@
       <w:r>
         <w:t xml:space="preserve">56. OPUS — SAT_AUG_LNK_ROLE_PROVIDER</w:t>
       </w:r>
+      <w:r>
+        <w:rPr>
+          <w:b/>
+        </w:rPr>
+        <w:t xml:space="preserve"> [Partner LOB]</w:t>
+      </w:r>
     </w:p>
     <w:tbl>
       <w:tblPr>
@@ -21994,6 +22642,12 @@
           <w:p>
             <w:r>
               <w:t xml:space="preserve">SAT_AUG_LNK_ROLE_PROVIDER</w:t>
+            </w:r>
+            <w:r>
+              <w:rPr>
+                <w:b/>
+              </w:rPr>
+              <w:t xml:space="preserve"> [Partner LOB]</w:t>
             </w:r>
           </w:p>
         </w:tc>
@@ -22251,6 +22905,12 @@
       <w:r>
         <w:t xml:space="preserve">57. OPUS — SAT_AUG_LNK_ROLE_SURVEYOR</w:t>
       </w:r>
+      <w:r>
+        <w:rPr>
+          <w:b/>
+        </w:rPr>
+        <w:t xml:space="preserve"> [Partner LOB]</w:t>
+      </w:r>
     </w:p>
     <w:tbl>
       <w:tblPr>
@@ -22308,6 +22968,12 @@
           <w:p>
             <w:r>
               <w:t xml:space="preserve">SAT_AUG_LNK_ROLE_SURVEYOR</w:t>
+            </w:r>
+            <w:r>
+              <w:rPr>
+                <w:b/>
+              </w:rPr>
+              <w:t xml:space="preserve"> [Partner LOB]</w:t>
             </w:r>
           </w:p>
         </w:tc>
